--- a/bai-bao-Q1/Verify_BaoVeLA_DSM_ICD_Karasu_v8_01062026.docx
+++ b/bai-bao-Q1/Verify_BaoVeLA_DSM_ICD_Karasu_v8_01062026.docx
@@ -83,7 +83,7 @@
           <w:rFonts w:ascii="Times New Roman" w:hAnsi="Times New Roman"/>
           <w:sz w:val="24"/>
         </w:rPr>
-        <w:t>▸ Câu hỏi 1 — Số rối loạn trong DSM/ICD: Google trả lời CHƯA chính xác. Em đã kiểm chứng với nguồn chính thức của Hiệp hội Tâm thần học Hoa Kỳ và Tổ chức Y tế Thế giới. Số đúng là DSM-5 có 237 rối loạn, DSM-5-TR có thêm khoảng 3 chẩn đoán mới, và ICD-11 Chương 06 có 162 mục cấp độ chi tiết nhất.</w:t>
+        <w:t>▸ Câu hỏi 1 — Số rối loạn trong DSM/ICD: Google trả lời CHƯA chính xác. Em đã kiểm chứng với nguồn chính thức của Hiệp hội Tâm thần học Hoa Kỳ và Tổ chức Y tế Thế giới. Số đúng là DSM-5 có 237 rối loạn, DSM-5-TR bổ sung 3 chẩn đoán mới, và ICD-11 Chương 06 có 162 mục cấp độ chi tiết nhất.</w:t>
       </w:r>
     </w:p>
     <w:p>
